--- a/printables/garden-answers/U6-garden-answers.docx
+++ b/printables/garden-answers/U6-garden-answers.docx
@@ -141,7 +141,21 @@
           <w:color w:val="E85D04"/>
           <w:sz w:val="24"/>
         </w:rPr>
-        <w:t>二、意思</w:t>
+        <w:t>二、根据意思写原句（答案）</w:t>
+      </w:r>
+    </w:p>
+    <w:p>
+      <w:pPr>
+        <w:spacing w:before="0" w:after="40" w:line="288" w:lineRule="auto"/>
+      </w:pPr>
+      <w:r>
+        <w:rPr>
+          <w:rFonts w:ascii="宋体" w:hAnsi="宋体" w:eastAsia="宋体"/>
+          <w:b w:val="0"/>
+          <w:color w:val="C2410C"/>
+          <w:sz w:val="22"/>
+        </w:rPr>
+        <w:t>意思：每个人都有短处，也有长处；不要只看一面。</w:t>
       </w:r>
     </w:p>
     <w:p>
@@ -153,9 +167,23 @@
           <w:rFonts w:ascii="宋体" w:hAnsi="宋体" w:eastAsia="宋体"/>
           <w:b w:val="0"/>
           <w:color w:val="1C1917"/>
-          <w:sz w:val="24"/>
+          <w:sz w:val="26"/>
         </w:rPr>
-        <w:t>尺有所短，寸有所长。　→　每个人都有短处，也有长处；不要只看一面。</w:t>
+        <w:t>原句：尺有所短，寸有所长。　——俗语</w:t>
+      </w:r>
+    </w:p>
+    <w:p>
+      <w:pPr>
+        <w:spacing w:before="0" w:after="40" w:line="288" w:lineRule="auto"/>
+      </w:pPr>
+      <w:r>
+        <w:rPr>
+          <w:rFonts w:ascii="宋体" w:hAnsi="宋体" w:eastAsia="宋体"/>
+          <w:b w:val="0"/>
+          <w:color w:val="C2410C"/>
+          <w:sz w:val="22"/>
+        </w:rPr>
+        <w:t>意思：好机会不能放过，错过就很难再有。</w:t>
       </w:r>
     </w:p>
     <w:p>
@@ -167,9 +195,23 @@
           <w:rFonts w:ascii="宋体" w:hAnsi="宋体" w:eastAsia="宋体"/>
           <w:b w:val="0"/>
           <w:color w:val="1C1917"/>
-          <w:sz w:val="24"/>
+          <w:sz w:val="26"/>
         </w:rPr>
-        <w:t>机不可失，时不再来。　→　好机会不能放过，错过就很难再有。</w:t>
+        <w:t>原句：机不可失，时不再来。　——俗语</w:t>
+      </w:r>
+    </w:p>
+    <w:p>
+      <w:pPr>
+        <w:spacing w:before="0" w:after="40" w:line="288" w:lineRule="auto"/>
+      </w:pPr>
+      <w:r>
+        <w:rPr>
+          <w:rFonts w:ascii="宋体" w:hAnsi="宋体" w:eastAsia="宋体"/>
+          <w:b w:val="0"/>
+          <w:color w:val="C2410C"/>
+          <w:sz w:val="22"/>
+        </w:rPr>
+        <w:t>意思：开头差一点点，结果可能错出很远。（谬读 miù）</w:t>
       </w:r>
     </w:p>
     <w:p>
@@ -181,9 +223,23 @@
           <w:rFonts w:ascii="宋体" w:hAnsi="宋体" w:eastAsia="宋体"/>
           <w:b w:val="0"/>
           <w:color w:val="1C1917"/>
-          <w:sz w:val="24"/>
+          <w:sz w:val="26"/>
         </w:rPr>
-        <w:t>差之毫厘，谬以千里。　→　开头差一点点，结果可能错出很远。（谬读 miù）</w:t>
+        <w:t>原句：差之毫厘，谬以千里。　——俗语</w:t>
+      </w:r>
+    </w:p>
+    <w:p>
+      <w:pPr>
+        <w:spacing w:before="0" w:after="40" w:line="288" w:lineRule="auto"/>
+      </w:pPr>
+      <w:r>
+        <w:rPr>
+          <w:rFonts w:ascii="宋体" w:hAnsi="宋体" w:eastAsia="宋体"/>
+          <w:b w:val="0"/>
+          <w:color w:val="C2410C"/>
+          <w:sz w:val="22"/>
+        </w:rPr>
+        <w:t>意思：生病常因饮食不慎；惹祸常因说话不慎。</w:t>
       </w:r>
     </w:p>
     <w:p>
@@ -195,9 +251,23 @@
           <w:rFonts w:ascii="宋体" w:hAnsi="宋体" w:eastAsia="宋体"/>
           <w:b w:val="0"/>
           <w:color w:val="1C1917"/>
-          <w:sz w:val="24"/>
+          <w:sz w:val="26"/>
         </w:rPr>
-        <w:t>病从口入，祸从口出。　→　生病常因饮食不慎；惹祸常因说话不慎。</w:t>
+        <w:t>原句：病从口入，祸从口出。　——俗语</w:t>
+      </w:r>
+    </w:p>
+    <w:p>
+      <w:pPr>
+        <w:spacing w:before="0" w:after="40" w:line="288" w:lineRule="auto"/>
+      </w:pPr>
+      <w:r>
+        <w:rPr>
+          <w:rFonts w:ascii="宋体" w:hAnsi="宋体" w:eastAsia="宋体"/>
+          <w:b w:val="0"/>
+          <w:color w:val="C2410C"/>
+          <w:sz w:val="22"/>
+        </w:rPr>
+        <w:t>意思：话一说出口，四匹马拉的车也追不回；说话要算数。</w:t>
       </w:r>
     </w:p>
     <w:p>
@@ -209,9 +279,23 @@
           <w:rFonts w:ascii="宋体" w:hAnsi="宋体" w:eastAsia="宋体"/>
           <w:b w:val="0"/>
           <w:color w:val="1C1917"/>
-          <w:sz w:val="24"/>
+          <w:sz w:val="26"/>
         </w:rPr>
-        <w:t>一言既出，驷马难追。　→　话一说出口，四匹马拉的车也追不回；说话要算数。</w:t>
+        <w:t>原句：一言既出，驷马难追。　——俗语</w:t>
+      </w:r>
+    </w:p>
+    <w:p>
+      <w:pPr>
+        <w:spacing w:before="0" w:after="40" w:line="288" w:lineRule="auto"/>
+      </w:pPr>
+      <w:r>
+        <w:rPr>
+          <w:rFonts w:ascii="宋体" w:hAnsi="宋体" w:eastAsia="宋体"/>
+          <w:b w:val="0"/>
+          <w:color w:val="C2410C"/>
+          <w:sz w:val="22"/>
+        </w:rPr>
+        <w:t>意思：跟更好的比还差些，跟更差的比还强些；常用来自我宽慰或客观看待。</w:t>
       </w:r>
     </w:p>
     <w:p>
@@ -223,9 +307,9 @@
           <w:rFonts w:ascii="宋体" w:hAnsi="宋体" w:eastAsia="宋体"/>
           <w:b w:val="0"/>
           <w:color w:val="1C1917"/>
-          <w:sz w:val="24"/>
+          <w:sz w:val="26"/>
         </w:rPr>
-        <w:t>比上不足，比下有余。　→　跟更好的比还差些，跟更差的比还强些；常用来自我宽慰或客观看待。</w:t>
+        <w:t>原句：比上不足，比下有余。　——俗语</w:t>
       </w:r>
     </w:p>
     <w:p>

--- a/printables/garden-answers/U6-garden-answers.docx
+++ b/printables/garden-answers/U6-garden-answers.docx
@@ -14,7 +14,7 @@
           <w:color w:val="F4A261"/>
           <w:sz w:val="20"/>
         </w:rPr>
-        <w:t>语文书桌 · 园地参考答案（做完再看）</w:t>
+        <w:t>语文书桌 · 园地过关测参考答案（做完再看）</w:t>
       </w:r>
     </w:p>
     <w:p>
@@ -43,7 +43,7 @@
           <w:color w:val="E85D04"/>
           <w:sz w:val="24"/>
         </w:rPr>
-        <w:t>一、默写（全文）</w:t>
+        <w:t>一、补全名句 / 全文</w:t>
       </w:r>
     </w:p>
     <w:p>
@@ -141,7 +141,35 @@
           <w:color w:val="E85D04"/>
           <w:sz w:val="24"/>
         </w:rPr>
-        <w:t>二、根据意思写原句（答案）</w:t>
+        <w:t>二、关键词填空</w:t>
+      </w:r>
+    </w:p>
+    <w:p>
+      <w:pPr>
+        <w:spacing w:before="0" w:after="120" w:line="288" w:lineRule="auto"/>
+      </w:pPr>
+      <w:r>
+        <w:rPr>
+          <w:rFonts w:ascii="宋体" w:hAnsi="宋体" w:eastAsia="宋体"/>
+          <w:b w:val="0"/>
+          <w:color w:val="1C1917"/>
+          <w:sz w:val="24"/>
+        </w:rPr>
+        <w:t>1. 寸有所长　2. 时不再来　3. 谬以千里　4. 驷马难追</w:t>
+      </w:r>
+    </w:p>
+    <w:p>
+      <w:pPr>
+        <w:spacing w:before="160" w:after="160" w:line="288" w:lineRule="auto"/>
+      </w:pPr>
+      <w:r>
+        <w:rPr>
+          <w:rFonts w:ascii="宋体" w:hAnsi="宋体" w:eastAsia="宋体"/>
+          <w:b/>
+          <w:color w:val="E85D04"/>
+          <w:sz w:val="24"/>
+        </w:rPr>
+        <w:t>三、根据意思写原句</w:t>
       </w:r>
     </w:p>
     <w:p>
@@ -323,7 +351,35 @@
           <w:color w:val="E85D04"/>
           <w:sz w:val="24"/>
         </w:rPr>
-        <w:t>三、背景</w:t>
+        <w:t>四、选择</w:t>
+      </w:r>
+    </w:p>
+    <w:p>
+      <w:pPr>
+        <w:spacing w:before="0" w:after="120" w:line="288" w:lineRule="auto"/>
+      </w:pPr>
+      <w:r>
+        <w:rPr>
+          <w:rFonts w:ascii="宋体" w:hAnsi="宋体" w:eastAsia="宋体"/>
+          <w:b w:val="0"/>
+          <w:color w:val="1C1917"/>
+          <w:sz w:val="24"/>
+        </w:rPr>
+        <w:t>A→尺有所短，寸有所长。　B→机不可失，时不再来。　C→一言既出，驷马难追。</w:t>
+      </w:r>
+    </w:p>
+    <w:p>
+      <w:pPr>
+        <w:spacing w:before="160" w:after="160" w:line="288" w:lineRule="auto"/>
+      </w:pPr>
+      <w:r>
+        <w:rPr>
+          <w:rFonts w:ascii="宋体" w:hAnsi="宋体" w:eastAsia="宋体"/>
+          <w:b/>
+          <w:color w:val="E85D04"/>
+          <w:sz w:val="24"/>
+        </w:rPr>
+        <w:t>背景</w:t>
       </w:r>
     </w:p>
     <w:p>

--- a/printables/garden-answers/U6-garden-answers.docx
+++ b/printables/garden-answers/U6-garden-answers.docx
@@ -14,7 +14,7 @@
           <w:color w:val="F4A261"/>
           <w:sz w:val="20"/>
         </w:rPr>
-        <w:t>语文书桌 · 园地过关测参考答案（做完再看）</w:t>
+        <w:t>语文书桌 · 园地练习答案（约10–15分钟卷 · 做完再看）</w:t>
       </w:r>
     </w:p>
     <w:p>

--- a/printables/garden-answers/U6-garden-answers.docx
+++ b/printables/garden-answers/U6-garden-answers.docx
@@ -155,7 +155,7 @@
           <w:color w:val="1C1917"/>
           <w:sz w:val="24"/>
         </w:rPr>
-        <w:t>1. 寸有所长　2. 时不再来　3. 谬以千里　4. 驷马难追</w:t>
+        <w:t>机不可失，时不再来；差之毫厘，谬以千里。</w:t>
       </w:r>
     </w:p>
     <w:p>
